--- a/04_WIP/Drafts/Directed Intention Framework (DIF) WIP.docx
+++ b/04_WIP/Drafts/Directed Intention Framework (DIF) WIP.docx
@@ -325,7 +325,7 @@
           <w:rFonts w:ascii="Aptos" w:eastAsia="Helvetica" w:hAnsi="Aptos" w:cs="Helvetica"/>
         </w:rPr>
       </w:pPr>
-      <w:hyperlink r:id="rId6" w:history="1">
+      <w:hyperlink r:id="rId9" w:history="1">
         <w:r>
           <w:rPr>
             <w:rStyle w:val="Hyperlink0"/>
@@ -410,7 +410,7 @@
           <w:rFonts w:ascii="Aptos" w:eastAsia="Helvetica" w:hAnsi="Aptos" w:cs="Helvetica"/>
         </w:rPr>
       </w:pPr>
-      <w:hyperlink r:id="rId7" w:history="1">
+      <w:hyperlink r:id="rId10" w:history="1">
         <w:r>
           <w:rPr>
             <w:rStyle w:val="Hyperlink0"/>
@@ -493,89 +493,6 @@
         <w:spacing w:before="0" w:after="160" w:line="503" w:lineRule="exact"/>
         <w:rPr>
           <w:rFonts w:ascii="Aptos" w:eastAsia="Helvetica" w:hAnsi="Aptos" w:cs="Helvetica"/>
-        </w:rPr>
-      </w:pPr>
-      <w:r>
-        <w:rPr>
-          <w:rFonts w:ascii="Aptos" w:hAnsi="Aptos"/>
-          <w:lang w:val="fr-FR"/>
-        </w:rPr>
-        <w:t>June 2025</w:t>
-      </w:r>
-    </w:p>
-    <w:p>
-      <w:pPr>
-        <w:pStyle w:val="Default"/>
-        <w:tabs>
-          <w:tab w:val="left" w:pos="560"/>
-          <w:tab w:val="left" w:pos="1120"/>
-          <w:tab w:val="left" w:pos="1680"/>
-          <w:tab w:val="left" w:pos="2240"/>
-          <w:tab w:val="left" w:pos="2800"/>
-          <w:tab w:val="left" w:pos="3360"/>
-          <w:tab w:val="left" w:pos="3920"/>
-          <w:tab w:val="left" w:pos="4480"/>
-          <w:tab w:val="left" w:pos="5040"/>
-          <w:tab w:val="left" w:pos="5600"/>
-          <w:tab w:val="left" w:pos="6160"/>
-          <w:tab w:val="left" w:pos="6720"/>
-          <w:tab w:val="left" w:pos="6740"/>
-          <w:tab w:val="left" w:pos="6760"/>
-          <w:tab w:val="left" w:pos="6780"/>
-          <w:tab w:val="left" w:pos="6800"/>
-          <w:tab w:val="left" w:pos="6820"/>
-          <w:tab w:val="left" w:pos="6840"/>
-          <w:tab w:val="left" w:pos="6860"/>
-          <w:tab w:val="left" w:pos="6880"/>
-          <w:tab w:val="left" w:pos="6900"/>
-          <w:tab w:val="left" w:pos="6920"/>
-          <w:tab w:val="left" w:pos="6940"/>
-          <w:tab w:val="left" w:pos="6960"/>
-          <w:tab w:val="left" w:pos="6980"/>
-          <w:tab w:val="left" w:pos="7000"/>
-          <w:tab w:val="left" w:pos="7020"/>
-          <w:tab w:val="left" w:pos="7040"/>
-          <w:tab w:val="left" w:pos="7060"/>
-          <w:tab w:val="left" w:pos="7080"/>
-          <w:tab w:val="left" w:pos="7100"/>
-          <w:tab w:val="left" w:pos="7120"/>
-          <w:tab w:val="left" w:pos="7140"/>
-          <w:tab w:val="left" w:pos="7160"/>
-          <w:tab w:val="left" w:pos="7180"/>
-          <w:tab w:val="left" w:pos="7200"/>
-          <w:tab w:val="left" w:pos="7220"/>
-          <w:tab w:val="left" w:pos="7240"/>
-          <w:tab w:val="left" w:pos="7260"/>
-          <w:tab w:val="left" w:pos="7280"/>
-          <w:tab w:val="left" w:pos="7300"/>
-          <w:tab w:val="left" w:pos="7320"/>
-          <w:tab w:val="left" w:pos="7340"/>
-          <w:tab w:val="left" w:pos="7360"/>
-          <w:tab w:val="left" w:pos="7380"/>
-          <w:tab w:val="left" w:pos="7400"/>
-          <w:tab w:val="left" w:pos="7420"/>
-          <w:tab w:val="left" w:pos="7440"/>
-          <w:tab w:val="left" w:pos="7460"/>
-          <w:tab w:val="left" w:pos="7480"/>
-          <w:tab w:val="left" w:pos="7500"/>
-          <w:tab w:val="left" w:pos="7520"/>
-          <w:tab w:val="left" w:pos="7540"/>
-          <w:tab w:val="left" w:pos="7560"/>
-          <w:tab w:val="left" w:pos="7580"/>
-          <w:tab w:val="left" w:pos="7600"/>
-          <w:tab w:val="left" w:pos="7620"/>
-          <w:tab w:val="left" w:pos="7640"/>
-          <w:tab w:val="left" w:pos="7660"/>
-          <w:tab w:val="left" w:pos="7680"/>
-          <w:tab w:val="left" w:pos="7700"/>
-          <w:tab w:val="left" w:pos="7720"/>
-          <w:tab w:val="left" w:pos="7740"/>
-          <w:tab w:val="left" w:pos="7760"/>
-        </w:tabs>
-        <w:suppressAutoHyphens/>
-        <w:spacing w:before="0" w:after="160" w:line="503" w:lineRule="exact"/>
-        <w:rPr>
-          <w:rFonts w:ascii="Aptos" w:eastAsia="Helvetica" w:hAnsi="Aptos" w:cs="Helvetica"/>
           <w:b/>
           <w:bCs/>
         </w:rPr>
@@ -911,28 +828,14 @@
         <w:rPr>
           <w:rFonts w:ascii="Aptos" w:hAnsi="Aptos"/>
         </w:rPr>
-        <w:t xml:space="preserve">Intention is a fundamental yet often under-theorized component of human cognition. Existing models tend to characterize intention as a motivational state, a pre-decisional </w:t>
+        <w:t xml:space="preserve">Intention is a fundamental yet often under-theorized component of human cognition. Existing models tend to characterize intention as a motivational state, a pre-decisional construct, or an output of executive control. However, these approaches frequently fail to </w:t>
       </w:r>
       <w:r>
         <w:rPr>
           <w:rFonts w:ascii="Aptos" w:hAnsi="Aptos"/>
         </w:rPr>
         <w:lastRenderedPageBreak/>
-        <w:t xml:space="preserve">construct, or an output of executive control. However, these approaches frequently fail to capture the continuous, phenomenological quality of sustained </w:t>
-      </w:r>
-      <w:proofErr w:type="gramStart"/>
-      <w:r>
-        <w:rPr>
-          <w:rFonts w:ascii="Aptos" w:hAnsi="Aptos"/>
-        </w:rPr>
-        <w:t>intention—</w:t>
-      </w:r>
-      <w:proofErr w:type="gramEnd"/>
-      <w:r>
-        <w:rPr>
-          <w:rFonts w:ascii="Aptos" w:hAnsi="Aptos"/>
-        </w:rPr>
-        <w:t>the kind that governs mental focus, internal prioritization, and behavioral follow-through over extended timeframes.</w:t>
+        <w:t>capture the continuous, phenomenological quality of sustained intention—the kind that governs mental focus, internal prioritization, and behavioral follow-through over extended timeframes.</w:t>
       </w:r>
     </w:p>
     <w:p>
@@ -1014,21 +917,7 @@
         <w:rPr>
           <w:rFonts w:ascii="Aptos" w:hAnsi="Aptos"/>
         </w:rPr>
-        <w:t xml:space="preserve">The Directed Intention Framework (DIF) proposes that intention is best conceptualized not as a static goal or mental declaration, but as a dynamically sustained vector of internal energy. This vector is regulated by recursive interactions between cognition, emotion, memory, and environmental input. Intention is not formed once and maintained passively—it is actively reinforced, disrupted, or redirected depending on the </w:t>
-      </w:r>
-      <w:proofErr w:type="gramStart"/>
-      <w:r>
-        <w:rPr>
-          <w:rFonts w:ascii="Aptos" w:hAnsi="Aptos"/>
-        </w:rPr>
-        <w:t>affective</w:t>
-      </w:r>
-      <w:proofErr w:type="gramEnd"/>
-      <w:r>
-        <w:rPr>
-          <w:rFonts w:ascii="Aptos" w:hAnsi="Aptos"/>
-        </w:rPr>
-        <w:t xml:space="preserve"> and perceptual feedback it receives.</w:t>
+        <w:t>The Directed Intention Framework (DIF) proposes that intention is best conceptualized not as a static goal or mental declaration, but as a dynamically sustained vector of internal energy. This vector is regulated by recursive interactions between cognition, emotion, memory, and environmental input. Intention is not formed once and maintained passively—it is actively reinforced, disrupted, or redirected depending on the affective and perceptual feedback it receives.</w:t>
       </w:r>
     </w:p>
     <w:p>
@@ -1381,28 +1270,14 @@
         <w:rPr>
           <w:rFonts w:ascii="Aptos" w:hAnsi="Aptos"/>
         </w:rPr>
-        <w:t xml:space="preserve">” metaphor implies measurable directionality (what the mind is oriented toward), </w:t>
+        <w:t>” metaphor implies measurable directionality (what the mind is oriented toward), magnitude (intensity or persistence of focus), and resistance (degree of cognitive-</w:t>
       </w:r>
       <w:r>
         <w:rPr>
           <w:rFonts w:ascii="Aptos" w:hAnsi="Aptos"/>
         </w:rPr>
         <w:lastRenderedPageBreak/>
-        <w:t xml:space="preserve">magnitude (intensity or persistence of focus), and resistance (degree of cognitive-emotional interference). Intention stabilizes when the vector is both emotionally salient and internally </w:t>
-      </w:r>
-      <w:proofErr w:type="gramStart"/>
-      <w:r>
-        <w:rPr>
-          <w:rFonts w:ascii="Aptos" w:hAnsi="Aptos"/>
-        </w:rPr>
-        <w:t>coherent—meaning</w:t>
-      </w:r>
-      <w:proofErr w:type="gramEnd"/>
-      <w:r>
-        <w:rPr>
-          <w:rFonts w:ascii="Aptos" w:hAnsi="Aptos"/>
-        </w:rPr>
-        <w:t xml:space="preserve"> it does not conflict with competing intentions or unresolved emotional states.</w:t>
+        <w:t>emotional interference). Intention stabilizes when the vector is both emotionally salient and internally coherent—meaning it does not conflict with competing intentions or unresolved emotional states.</w:t>
       </w:r>
     </w:p>
     <w:p>
@@ -2024,14 +1899,7 @@
         <w:rPr>
           <w:rFonts w:ascii="Aptos" w:hAnsi="Aptos"/>
         </w:rPr>
-        <w:t xml:space="preserve">Stabilization is also supported through recursive internal simulation—the continuous mental rehearsal or prediction of desired outcomes. When an intention generates emotionally congruent simulations, it becomes neurologically and phenomenologically </w:t>
-      </w:r>
-      <w:r>
-        <w:rPr>
-          <w:rFonts w:ascii="Aptos" w:hAnsi="Aptos"/>
-        </w:rPr>
-        <w:lastRenderedPageBreak/>
-        <w:t>stable. The brain</w:t>
+        <w:t>Stabilization is also supported through recursive internal simulation—the continuous mental rehearsal or prediction of desired outcomes. When an intention generates emotionally congruent simulations, it becomes neurologically and phenomenologically stable. The brain</w:t>
       </w:r>
       <w:r>
         <w:rPr>
@@ -2128,6 +1996,7 @@
           <w:b/>
           <w:bCs/>
         </w:rPr>
+        <w:lastRenderedPageBreak/>
         <w:t>3.3 Environmental Feedback and Confirmation</w:t>
       </w:r>
     </w:p>
@@ -2389,21 +2258,7 @@
         <w:rPr>
           <w:rFonts w:ascii="Aptos" w:hAnsi="Aptos"/>
         </w:rPr>
-        <w:t xml:space="preserve">Competing vectors </w:t>
-      </w:r>
-      <w:proofErr w:type="gramStart"/>
-      <w:r>
-        <w:rPr>
-          <w:rFonts w:ascii="Aptos" w:hAnsi="Aptos"/>
-        </w:rPr>
-        <w:t>create</w:t>
-      </w:r>
-      <w:proofErr w:type="gramEnd"/>
-      <w:r>
-        <w:rPr>
-          <w:rFonts w:ascii="Aptos" w:hAnsi="Aptos"/>
-        </w:rPr>
-        <w:t xml:space="preserve"> internal conflict. Affectively dominant or urgent intentions tend to override others, leading to diminished strength, impaired consistency, or emotional fatigue when conflict persists. New salient events can overwrite existing vectors, and dissolution occurs through lack of confirmation or affective resolution—conceptualized as loop closure.</w:t>
+        <w:t>Competing vectors create internal conflict. Affectively dominant or urgent intentions tend to override others, leading to diminished strength, impaired consistency, or emotional fatigue when conflict persists. New salient events can overwrite existing vectors, and dissolution occurs through lack of confirmation or affective resolution—conceptualized as loop closure.</w:t>
       </w:r>
     </w:p>
     <w:p>
@@ -2901,8 +2756,14 @@
         <w:rPr>
           <w:rFonts w:ascii="Aptos" w:hAnsi="Aptos"/>
         </w:rPr>
+        <w:t xml:space="preserve">Prediction: Emotionally salient intentions will demonstrate greater temporal stability than neutral ones. Participants holding an intention while exposed to congruent emotional </w:t>
+      </w:r>
+      <w:r>
+        <w:rPr>
+          <w:rFonts w:ascii="Aptos" w:hAnsi="Aptos"/>
+        </w:rPr>
         <w:lastRenderedPageBreak/>
-        <w:t>Prediction: Emotionally salient intentions will demonstrate greater temporal stability than neutral ones. Participants holding an intention while exposed to congruent emotional distractors will show reduced attentional drift and stronger physiological markers (pupil dilation, skin conductance).</w:t>
+        <w:t>distractors will show reduced attentional drift and stronger physiological markers (pupil dilation, skin conductance).</w:t>
       </w:r>
     </w:p>
     <w:p>
@@ -3646,7 +3507,6 @@
         <w:rPr>
           <w:rFonts w:ascii="Aptos" w:hAnsi="Aptos"/>
         </w:rPr>
-        <w:lastRenderedPageBreak/>
         <w:t>• Developing computational simulations of vector magnitude, resistance, and feedback dynamics.</w:t>
       </w:r>
     </w:p>
@@ -3811,6 +3671,7 @@
         <w:rPr>
           <w:rFonts w:ascii="Aptos" w:hAnsi="Aptos"/>
         </w:rPr>
+        <w:lastRenderedPageBreak/>
         <w:t>• Applying DIF to clinical interventions for volitional deficits (apathy, addiction, identity diffusion).</w:t>
       </w:r>
     </w:p>
@@ -4305,7 +4166,6 @@
         <w:rPr>
           <w:rFonts w:ascii="Aptos" w:hAnsi="Aptos"/>
         </w:rPr>
-        <w:lastRenderedPageBreak/>
         <w:t>Ultimately, the Directed Intention Framework aims to revitalize the scientific study of intention by acknowledging its fluidity, emotional foundation, and integrative role in constructing the coherent self.</w:t>
       </w:r>
     </w:p>
@@ -4392,6 +4252,7 @@
           <w:bCs/>
           <w:lang w:val="fr-FR"/>
         </w:rPr>
+        <w:lastRenderedPageBreak/>
         <w:t>References</w:t>
       </w:r>
       <w:proofErr w:type="spellEnd"/>
@@ -4498,46 +4359,15 @@
         </w:rPr>
         <w:t xml:space="preserve">1334. </w:t>
       </w:r>
-      <w:r>
-        <w:rPr>
-          <w:rStyle w:val="Hyperlink0"/>
-          <w:rFonts w:ascii="Aptos" w:hAnsi="Aptos"/>
-        </w:rPr>
-        <w:fldChar w:fldCharType="begin"/>
-      </w:r>
-      <w:r>
-        <w:rPr>
-          <w:rStyle w:val="Hyperlink0"/>
-          <w:rFonts w:ascii="Aptos" w:eastAsia="Helvetica" w:hAnsi="Aptos" w:cs="Helvetica"/>
-        </w:rPr>
-        <w:instrText xml:space="preserve"> HYPERLINK "https://doi.org/10.1098/rstb.2008.0312"</w:instrText>
-      </w:r>
-      <w:r>
-        <w:rPr>
-          <w:rStyle w:val="Hyperlink0"/>
-          <w:rFonts w:ascii="Aptos" w:hAnsi="Aptos"/>
-        </w:rPr>
-      </w:r>
-      <w:r>
-        <w:rPr>
-          <w:rStyle w:val="Hyperlink0"/>
-          <w:rFonts w:ascii="Aptos" w:hAnsi="Aptos"/>
-        </w:rPr>
-        <w:fldChar w:fldCharType="separate"/>
-      </w:r>
-      <w:r>
-        <w:rPr>
-          <w:rStyle w:val="Hyperlink0"/>
-          <w:rFonts w:ascii="Aptos" w:hAnsi="Aptos"/>
-        </w:rPr>
-        <w:t>https://doi.org/10.1098/rstb.2008.0312</w:t>
-      </w:r>
-      <w:r>
-        <w:rPr>
-          <w:rFonts w:ascii="Aptos" w:eastAsia="Helvetica" w:hAnsi="Aptos" w:cs="Helvetica"/>
-        </w:rPr>
-        <w:fldChar w:fldCharType="end"/>
-      </w:r>
+      <w:hyperlink r:id="rId11" w:history="1">
+        <w:r>
+          <w:rPr>
+            <w:rStyle w:val="Hyperlink0"/>
+            <w:rFonts w:ascii="Aptos" w:hAnsi="Aptos"/>
+          </w:rPr>
+          <w:t>https://doi.org/10.1098/rstb.2008.0312</w:t>
+        </w:r>
+      </w:hyperlink>
     </w:p>
     <w:p>
       <w:pPr>
@@ -4634,7 +4464,7 @@
         </w:rPr>
         <w:t xml:space="preserve">, 16(6), 351–355. </w:t>
       </w:r>
-      <w:hyperlink r:id="rId8" w:history="1">
+      <w:hyperlink r:id="rId12" w:history="1">
         <w:r>
           <w:rPr>
             <w:rStyle w:val="Hyperlink0"/>
@@ -4739,7 +4569,7 @@
         </w:rPr>
         <w:t xml:space="preserve">. </w:t>
       </w:r>
-      <w:hyperlink r:id="rId9" w:history="1">
+      <w:hyperlink r:id="rId13" w:history="1">
         <w:r>
           <w:rPr>
             <w:rStyle w:val="Hyperlink0"/>
@@ -4941,7 +4771,7 @@
         </w:rPr>
         <w:t xml:space="preserve">, 11(2), 127–138. </w:t>
       </w:r>
-      <w:hyperlink r:id="rId10" w:history="1">
+      <w:hyperlink r:id="rId14" w:history="1">
         <w:r>
           <w:rPr>
             <w:rStyle w:val="Hyperlink0"/>
@@ -5127,21 +4957,7 @@
         <w:rPr>
           <w:rFonts w:ascii="Aptos" w:hAnsi="Aptos"/>
         </w:rPr>
-        <w:t xml:space="preserve">Holroyd, C. B., &amp; Coles, M. G. H. (2002). The neural basis of human error processing: Reinforcement learning, dopamine, and </w:t>
-      </w:r>
-      <w:proofErr w:type="gramStart"/>
-      <w:r>
-        <w:rPr>
-          <w:rFonts w:ascii="Aptos" w:hAnsi="Aptos"/>
-        </w:rPr>
-        <w:t>the error</w:t>
-      </w:r>
-      <w:proofErr w:type="gramEnd"/>
-      <w:r>
-        <w:rPr>
-          <w:rFonts w:ascii="Aptos" w:hAnsi="Aptos"/>
-        </w:rPr>
-        <w:t xml:space="preserve">-related negativity. </w:t>
+        <w:t xml:space="preserve">Holroyd, C. B., &amp; Coles, M. G. H. (2002). The neural basis of human error processing: Reinforcement learning, dopamine, and the error-related negativity. </w:t>
       </w:r>
       <w:r>
         <w:rPr>
@@ -5157,7 +4973,7 @@
         </w:rPr>
         <w:t xml:space="preserve">, 109(4), 679–709. </w:t>
       </w:r>
-      <w:hyperlink r:id="rId11" w:history="1">
+      <w:hyperlink r:id="rId15" w:history="1">
         <w:r>
           <w:rPr>
             <w:rStyle w:val="Hyperlink0"/>
@@ -5246,7 +5062,6 @@
         <w:rPr>
           <w:rFonts w:ascii="Aptos" w:hAnsi="Aptos"/>
         </w:rPr>
-        <w:lastRenderedPageBreak/>
         <w:t xml:space="preserve">Northoff, G. (2011). Self and brain: What is self-related processing? </w:t>
       </w:r>
       <w:r>
@@ -5263,7 +5078,7 @@
         </w:rPr>
         <w:t xml:space="preserve">, 15(5), 186–187. </w:t>
       </w:r>
-      <w:hyperlink r:id="rId12" w:history="1">
+      <w:hyperlink r:id="rId16" w:history="1">
         <w:r>
           <w:rPr>
             <w:rStyle w:val="Hyperlink0"/>
@@ -5352,6 +5167,7 @@
         <w:rPr>
           <w:rFonts w:ascii="Aptos" w:hAnsi="Aptos"/>
         </w:rPr>
+        <w:lastRenderedPageBreak/>
         <w:t xml:space="preserve">Schacter, D. L., Addis, D. R., &amp; Buckner, R. L. (2007). Remembering the past to imagine the future: The prospective brain. </w:t>
       </w:r>
       <w:r>
@@ -5368,7 +5184,7 @@
         </w:rPr>
         <w:t xml:space="preserve">, 8(9), 657–661. </w:t>
       </w:r>
-      <w:hyperlink r:id="rId13" w:history="1">
+      <w:hyperlink r:id="rId17" w:history="1">
         <w:r>
           <w:rPr>
             <w:rStyle w:val="Hyperlink0"/>
@@ -5473,7 +5289,7 @@
         </w:rPr>
         <w:t xml:space="preserve">, 17(11), 565–573. </w:t>
       </w:r>
-      <w:hyperlink r:id="rId14" w:history="1">
+      <w:hyperlink r:id="rId18" w:history="1">
         <w:r>
           <w:rPr>
             <w:rStyle w:val="Hyperlink0"/>
@@ -5578,7 +5394,7 @@
         </w:rPr>
         <w:t xml:space="preserve">, 66, 487–518. </w:t>
       </w:r>
-      <w:hyperlink r:id="rId15" w:history="1">
+      <w:hyperlink r:id="rId19" w:history="1">
         <w:r>
           <w:rPr>
             <w:rStyle w:val="Hyperlink0"/>
@@ -5685,7 +5501,7 @@
         </w:rPr>
         <w:t xml:space="preserve">. MIT Press. </w:t>
       </w:r>
-      <w:hyperlink r:id="rId16" w:history="1">
+      <w:hyperlink r:id="rId20" w:history="1">
         <w:r>
           <w:rPr>
             <w:rStyle w:val="Hyperlink0"/>
@@ -5696,8 +5512,8 @@
       </w:hyperlink>
     </w:p>
     <w:sectPr>
-      <w:headerReference w:type="default" r:id="rId17"/>
-      <w:footerReference w:type="default" r:id="rId18"/>
+      <w:headerReference w:type="default" r:id="rId21"/>
+      <w:footerReference w:type="default" r:id="rId22"/>
       <w:pgSz w:w="12240" w:h="15840"/>
       <w:pgMar w:top="1440" w:right="1440" w:bottom="1440" w:left="1440" w:header="720" w:footer="864" w:gutter="0"/>
       <w:cols w:space="720"/>
@@ -7336,6 +7152,26 @@
 </file>
 
 <file path=customXml/item1.xml><?xml version="1.0" encoding="utf-8"?>
+<p:properties xmlns:p="http://schemas.microsoft.com/office/2006/metadata/properties" xmlns:xsi="http://www.w3.org/2001/XMLSchema-instance" xmlns:pc="http://schemas.microsoft.com/office/infopath/2007/PartnerControls">
+  <documentManagement>
+    <TaxCatchAll xmlns="ce5264cd-2933-4f1d-9ccf-564f0c8f34c0" xsi:nil="true"/>
+    <lcf76f155ced4ddcb4097134ff3c332f xmlns="40915466-697b-4597-97a8-8ce3ba18083c">
+      <Terms xmlns="http://schemas.microsoft.com/office/infopath/2007/PartnerControls"/>
+    </lcf76f155ced4ddcb4097134ff3c332f>
+  </documentManagement>
+</p:properties>
+</file>
+
+<file path=customXml/item2.xml><?xml version="1.0" encoding="utf-8"?>
+<?mso-contentType ?>
+<FormTemplates xmlns="http://schemas.microsoft.com/sharepoint/v3/contenttype/forms">
+  <Display>DocumentLibraryForm</Display>
+  <Edit>DocumentLibraryForm</Edit>
+  <New>DocumentLibraryForm</New>
+</FormTemplates>
+</file>
+
+<file path=customXml/item3.xml><?xml version="1.0" encoding="utf-8"?>
 <ct:contentTypeSchema xmlns:ct="http://schemas.microsoft.com/office/2006/metadata/contentType" xmlns:ma="http://schemas.microsoft.com/office/2006/metadata/properties/metaAttributes" ct:_="" ma:_="" ma:contentTypeName="Document" ma:contentTypeID="0x010100CA19EDAD6CC8A44BADBF5390A7549DBA" ma:contentTypeVersion="11" ma:contentTypeDescription="Create a new document." ma:contentTypeScope="" ma:versionID="ab6f55c28e73582c465e71dd7b1e612b">
   <xsd:schema xmlns:xsd="http://www.w3.org/2001/XMLSchema" xmlns:xs="http://www.w3.org/2001/XMLSchema" xmlns:p="http://schemas.microsoft.com/office/2006/metadata/properties" xmlns:ns2="40915466-697b-4597-97a8-8ce3ba18083c" xmlns:ns3="ce5264cd-2933-4f1d-9ccf-564f0c8f34c0" targetNamespace="http://schemas.microsoft.com/office/2006/metadata/properties" ma:root="true" ma:fieldsID="9843b965ebdc657e2ca15c09c806933b" ns2:_="" ns3:_="">
     <xsd:import namespace="40915466-697b-4597-97a8-8ce3ba18083c"/>
@@ -7530,34 +7366,40 @@
 </ct:contentTypeSchema>
 </file>
 
-<file path=customXml/item2.xml><?xml version="1.0" encoding="utf-8"?>
-<?mso-contentType ?>
-<FormTemplates xmlns="http://schemas.microsoft.com/sharepoint/v3/contenttype/forms">
-  <Display>DocumentLibraryForm</Display>
-  <Edit>DocumentLibraryForm</Edit>
-  <New>DocumentLibraryForm</New>
-</FormTemplates>
-</file>
-
-<file path=customXml/item3.xml><?xml version="1.0" encoding="utf-8"?>
-<p:properties xmlns:p="http://schemas.microsoft.com/office/2006/metadata/properties" xmlns:xsi="http://www.w3.org/2001/XMLSchema-instance" xmlns:pc="http://schemas.microsoft.com/office/infopath/2007/PartnerControls">
-  <documentManagement>
-    <TaxCatchAll xmlns="ce5264cd-2933-4f1d-9ccf-564f0c8f34c0" xsi:nil="true"/>
-    <lcf76f155ced4ddcb4097134ff3c332f xmlns="40915466-697b-4597-97a8-8ce3ba18083c">
-      <Terms xmlns="http://schemas.microsoft.com/office/infopath/2007/PartnerControls"/>
-    </lcf76f155ced4ddcb4097134ff3c332f>
-  </documentManagement>
-</p:properties>
-</file>
-
 <file path=customXml/itemProps1.xml><?xml version="1.0" encoding="utf-8"?>
-<ds:datastoreItem xmlns:ds="http://schemas.openxmlformats.org/officeDocument/2006/customXml" ds:itemID="{E39AA90F-D8DC-43E4-9D38-A5D817C2602C}"/>
+<ds:datastoreItem xmlns:ds="http://schemas.openxmlformats.org/officeDocument/2006/customXml" ds:itemID="{BA69459E-08AC-439B-BD62-390DED1926DC}">
+  <ds:schemaRefs>
+    <ds:schemaRef ds:uri="http://schemas.microsoft.com/office/2006/metadata/properties"/>
+    <ds:schemaRef ds:uri="http://schemas.microsoft.com/office/infopath/2007/PartnerControls"/>
+    <ds:schemaRef ds:uri="ce5264cd-2933-4f1d-9ccf-564f0c8f34c0"/>
+    <ds:schemaRef ds:uri="40915466-697b-4597-97a8-8ce3ba18083c"/>
+  </ds:schemaRefs>
+</ds:datastoreItem>
 </file>
 
 <file path=customXml/itemProps2.xml><?xml version="1.0" encoding="utf-8"?>
-<ds:datastoreItem xmlns:ds="http://schemas.openxmlformats.org/officeDocument/2006/customXml" ds:itemID="{3A902901-7B03-450E-913F-2BA4E280240A}"/>
+<ds:datastoreItem xmlns:ds="http://schemas.openxmlformats.org/officeDocument/2006/customXml" ds:itemID="{3A902901-7B03-450E-913F-2BA4E280240A}">
+  <ds:schemaRefs>
+    <ds:schemaRef ds:uri="http://schemas.microsoft.com/sharepoint/v3/contenttype/forms"/>
+  </ds:schemaRefs>
+</ds:datastoreItem>
 </file>
 
 <file path=customXml/itemProps3.xml><?xml version="1.0" encoding="utf-8"?>
-<ds:datastoreItem xmlns:ds="http://schemas.openxmlformats.org/officeDocument/2006/customXml" ds:itemID="{BA69459E-08AC-439B-BD62-390DED1926DC}"/>
+<ds:datastoreItem xmlns:ds="http://schemas.openxmlformats.org/officeDocument/2006/customXml" ds:itemID="{E39AA90F-D8DC-43E4-9D38-A5D817C2602C}">
+  <ds:schemaRefs>
+    <ds:schemaRef ds:uri="http://schemas.microsoft.com/office/2006/metadata/contentType"/>
+    <ds:schemaRef ds:uri="http://schemas.microsoft.com/office/2006/metadata/properties/metaAttributes"/>
+    <ds:schemaRef ds:uri="http://www.w3.org/2001/XMLSchema"/>
+    <ds:schemaRef ds:uri="http://schemas.microsoft.com/office/2006/metadata/properties"/>
+    <ds:schemaRef ds:uri="40915466-697b-4597-97a8-8ce3ba18083c"/>
+    <ds:schemaRef ds:uri="ce5264cd-2933-4f1d-9ccf-564f0c8f34c0"/>
+    <ds:schemaRef ds:uri="http://schemas.microsoft.com/office/2006/documentManagement/types"/>
+    <ds:schemaRef ds:uri="http://schemas.microsoft.com/office/infopath/2007/PartnerControls"/>
+    <ds:schemaRef ds:uri="http://schemas.openxmlformats.org/package/2006/metadata/core-properties"/>
+    <ds:schemaRef ds:uri="http://purl.org/dc/elements/1.1/"/>
+    <ds:schemaRef ds:uri="http://purl.org/dc/terms/"/>
+    <ds:schemaRef ds:uri="http://schemas.microsoft.com/internal/obd"/>
+  </ds:schemaRefs>
+</ds:datastoreItem>
 </file>